--- a/docs/Nidan_Project_Map.docx
+++ b/docs/Nidan_Project_Map.docx
@@ -17,7 +17,7 @@
           <w:i/>
           <w:sz w:val="17"/>
         </w:rPr>
-        <w:t>Nidan · generated from docs/PROJECT_MAP.md on 2026-09-14</w:t>
+        <w:t>Nidan · generated from docs/PROJECT_MAP.md on 2026-09-21</w:t>
       </w:r>
     </w:p>
     <w:p>
@@ -511,6 +511,8 @@
         <w:br/>
         <w:t>│   │   │       ├── selection.py      candidates · allowance · history</w:t>
         <w:br/>
+        <w:t>│   │   │       ├── audit.py          every admin action, append-only</w:t>
+        <w:br/>
         <w:t>│   │   │       ├── cases.py          published content, read-only</w:t>
         <w:br/>
         <w:t>│   │   │       └── anonymous.py ⚠    the one path with RLS OFF</w:t>
@@ -539,7 +541,7 @@
         <w:br/>
         <w:t>│</w:t>
         <w:br/>
-        <w:t>├── tests/ ★                555 tests</w:t>
+        <w:t>├── tests/ ★                572 tests</w:t>
         <w:br/>
         <w:t>│   ├── conftest.py               fixtures + the no-network guard</w:t>
         <w:br/>
@@ -556,6 +558,8 @@
         <w:t>│   │   ├── test_trial.py ★         the trial, and claiming it</w:t>
         <w:br/>
         <w:t>│   │   ├── test_engine.py ★        results stored with their engine</w:t>
+        <w:br/>
+        <w:t>│   │   ├── test_admin_access.py ★   404-never-403, and the audit log</w:t>
         <w:br/>
         <w:t>│   │   ├── test_allowance.py       selection, limits, reservation</w:t>
         <w:br/>
@@ -1934,6 +1938,31 @@
           </w:tcPr>
           <w:p>
             <w:r>
+              <w:rPr>
+                <w:b/>
+              </w:rPr>
+              <w:t>SUPABASE_DEPLOYMENT.md</w:t>
+            </w:r>
+          </w:p>
+        </w:tc>
+        <w:tc>
+          <w:tcPr>
+            <w:tcW w:type="dxa" w:w="4320"/>
+          </w:tcPr>
+          <w:p>
+            <w:r>
+              <w:t>How the schema reaches a real Supabase project. There is no file to upload — it is 21 Alembic migrations, and the three connection strings Supabase offers are not interchangeable</w:t>
+            </w:r>
+          </w:p>
+        </w:tc>
+      </w:tr>
+      <w:tr>
+        <w:tc>
+          <w:tcPr>
+            <w:tcW w:type="dxa" w:w="4320"/>
+          </w:tcPr>
+          <w:p>
+            <w:r>
               <w:t>AI_BUILD_PROMPT.md</w:t>
             </w:r>
           </w:p>
@@ -3014,6 +3043,35 @@
               <w:rPr>
                 <w:b/>
               </w:rPr>
+              <w:t>Deploy the database</w:t>
+            </w:r>
+          </w:p>
+        </w:tc>
+        <w:tc>
+          <w:tcPr>
+            <w:tcW w:type="dxa" w:w="4320"/>
+          </w:tcPr>
+          <w:p>
+            <w:r>
+              <w:rPr>
+                <w:rFonts w:ascii="Consolas" w:hAnsi="Consolas"/>
+                <w:sz w:val="19"/>
+              </w:rPr>
+              <w:t>docs/process/SUPABASE_DEPLOYMENT.md</w:t>
+            </w:r>
+          </w:p>
+        </w:tc>
+      </w:tr>
+      <w:tr>
+        <w:tc>
+          <w:tcPr>
+            <w:tcW w:type="dxa" w:w="4320"/>
+          </w:tcPr>
+          <w:p>
+            <w:r>
+              <w:rPr>
+                <w:b/>
+              </w:rPr>
               <w:t>Explain the research</w:t>
             </w:r>
           </w:p>

--- a/docs/Nidan_Project_Map.docx
+++ b/docs/Nidan_Project_Map.docx
@@ -17,7 +17,7 @@
           <w:i/>
           <w:sz w:val="17"/>
         </w:rPr>
-        <w:t>Nidan · generated from docs/PROJECT_MAP.md on 2026-09-21</w:t>
+        <w:t>Nidan · generated from docs/PROJECT_MAP.md on 2026-10-29</w:t>
       </w:r>
     </w:p>
     <w:p>
@@ -541,7 +541,7 @@
         <w:br/>
         <w:t>│</w:t>
         <w:br/>
-        <w:t>├── tests/ ★                572 tests</w:t>
+        <w:t>├── tests/ ★                590 tests</w:t>
         <w:br/>
         <w:t>│   ├── conftest.py               fixtures + the no-network guard</w:t>
         <w:br/>
@@ -1951,7 +1951,101 @@
           </w:tcPr>
           <w:p>
             <w:r>
-              <w:t>How the schema reaches a real Supabase project. There is no file to upload — it is 21 Alembic migrations, and the three connection strings Supabase offers are not interchangeable</w:t>
+              <w:t>How the schema reaches a real Supabase project. There is no file to upload — it is 25 Alembic migrations, and the three connection strings Supabase offers are not interchangeable</w:t>
+            </w:r>
+          </w:p>
+        </w:tc>
+      </w:tr>
+      <w:tr>
+        <w:tc>
+          <w:tcPr>
+            <w:tcW w:type="dxa" w:w="4320"/>
+          </w:tcPr>
+          <w:p>
+            <w:r>
+              <w:rPr>
+                <w:b/>
+              </w:rPr>
+              <w:t>LOCAL_ADMIN_ACCESS.md</w:t>
+            </w:r>
+          </w:p>
+        </w:tc>
+        <w:tc>
+          <w:tcPr>
+            <w:tcW w:type="dxa" w:w="4320"/>
+          </w:tcPr>
+          <w:p>
+            <w:r>
+              <w:t xml:space="preserve">Signing in to </w:t>
+            </w:r>
+            <w:r>
+              <w:rPr>
+                <w:rFonts w:ascii="Consolas" w:hAnsi="Consolas"/>
+                <w:sz w:val="19"/>
+              </w:rPr>
+              <w:t>/admin</w:t>
+            </w:r>
+            <w:r>
+              <w:t xml:space="preserve"> on a laptop. Every refusal is an identical 404 by design, so the steps are ordered and the diagnosis is a table at the end</w:t>
+            </w:r>
+          </w:p>
+        </w:tc>
+      </w:tr>
+      <w:tr>
+        <w:tc>
+          <w:tcPr>
+            <w:tcW w:type="dxa" w:w="4320"/>
+          </w:tcPr>
+          <w:p>
+            <w:r>
+              <w:rPr>
+                <w:b/>
+              </w:rPr>
+              <w:t>REVIEWER_ONBOARDING.md</w:t>
+            </w:r>
+          </w:p>
+        </w:tc>
+        <w:tc>
+          <w:tcPr>
+            <w:tcW w:type="dxa" w:w="4320"/>
+          </w:tcPr>
+          <w:p>
+            <w:r>
+              <w:t>Taking a clinician from "has agreed" to "has reviewed a case" — account, role, assignment, and the check that it worked</w:t>
+            </w:r>
+          </w:p>
+        </w:tc>
+      </w:tr>
+      <w:tr>
+        <w:tc>
+          <w:tcPr>
+            <w:tcW w:type="dxa" w:w="4320"/>
+          </w:tcPr>
+          <w:p>
+            <w:r>
+              <w:rPr>
+                <w:b/>
+              </w:rPr>
+              <w:t>REVIEWER_GUIDE.md</w:t>
+            </w:r>
+            <w:r>
+              <w:t xml:space="preserve"> ★</w:t>
+            </w:r>
+          </w:p>
+        </w:tc>
+        <w:tc>
+          <w:tcPr>
+            <w:tcW w:type="dxa" w:w="4320"/>
+          </w:tcPr>
+          <w:p>
+            <w:r>
+              <w:rPr>
+                <w:b/>
+              </w:rPr>
+              <w:t>What the clinician receives.</w:t>
+            </w:r>
+            <w:r>
+              <w:t xml:space="preserve"> The only document here written for someone outside the team, and the only one that explains that the trap in each case is deliberate</w:t>
             </w:r>
           </w:p>
         </w:tc>
@@ -3072,6 +3166,35 @@
               <w:rPr>
                 <w:b/>
               </w:rPr>
+              <w:t>Onboard a clinical reviewer</w:t>
+            </w:r>
+          </w:p>
+        </w:tc>
+        <w:tc>
+          <w:tcPr>
+            <w:tcW w:type="dxa" w:w="4320"/>
+          </w:tcPr>
+          <w:p>
+            <w:r>
+              <w:rPr>
+                <w:rFonts w:ascii="Consolas" w:hAnsi="Consolas"/>
+                <w:sz w:val="19"/>
+              </w:rPr>
+              <w:t>docs/process/REVIEWER_ONBOARDING.md</w:t>
+            </w:r>
+          </w:p>
+        </w:tc>
+      </w:tr>
+      <w:tr>
+        <w:tc>
+          <w:tcPr>
+            <w:tcW w:type="dxa" w:w="4320"/>
+          </w:tcPr>
+          <w:p>
+            <w:r>
+              <w:rPr>
+                <w:b/>
+              </w:rPr>
               <w:t>Explain the research</w:t>
             </w:r>
           </w:p>

--- a/docs/Nidan_Project_Map.docx
+++ b/docs/Nidan_Project_Map.docx
@@ -1951,7 +1951,7 @@
           </w:tcPr>
           <w:p>
             <w:r>
-              <w:t>How the schema reaches a real Supabase project. There is no file to upload — it is 25 Alembic migrations, and the three connection strings Supabase offers are not interchangeable</w:t>
+              <w:t>How the schema reaches a real Supabase project. There is no file to upload — it is 26 Alembic migrations, and the three connection strings Supabase offers are not interchangeable</w:t>
             </w:r>
           </w:p>
         </w:tc>

--- a/docs/Nidan_Project_Map.docx
+++ b/docs/Nidan_Project_Map.docx
@@ -1951,7 +1951,7 @@
           </w:tcPr>
           <w:p>
             <w:r>
-              <w:t>How the schema reaches a real Supabase project. There is no file to upload — it is 26 Alembic migrations, and the three connection strings Supabase offers are not interchangeable</w:t>
+              <w:t>How the schema reaches a real Supabase project. There is no file to upload — it is 28 Alembic migrations, and the three connection strings Supabase offers are not interchangeable</w:t>
             </w:r>
           </w:p>
         </w:tc>

--- a/docs/Nidan_Project_Map.docx
+++ b/docs/Nidan_Project_Map.docx
@@ -1951,7 +1951,7 @@
           </w:tcPr>
           <w:p>
             <w:r>
-              <w:t>How the schema reaches a real Supabase project. There is no file to upload — it is 28 Alembic migrations, and the three connection strings Supabase offers are not interchangeable</w:t>
+              <w:t>How the schema reaches a real Supabase project. There is no file to upload — it is 30 Alembic migrations, and the three connection strings Supabase offers are not interchangeable</w:t>
             </w:r>
           </w:p>
         </w:tc>

--- a/docs/Nidan_Project_Map.docx
+++ b/docs/Nidan_Project_Map.docx
@@ -1951,7 +1951,7 @@
           </w:tcPr>
           <w:p>
             <w:r>
-              <w:t>How the schema reaches a real Supabase project. There is no file to upload — it is 30 Alembic migrations, and the three connection strings Supabase offers are not interchangeable</w:t>
+              <w:t>How the schema reaches a real Supabase project. There is no file to upload — it is 32 Alembic migrations, and the three connection strings Supabase offers are not interchangeable</w:t>
             </w:r>
           </w:p>
         </w:tc>
